--- a/Reportes/Contrato de Fianza 353.docx
+++ b/Reportes/Contrato de Fianza 353.docx
@@ -398,7 +398,7 @@
                 <w:sz w:val="14"/>
                 <w:szCs w:val="14"/>
               </w:rPr>
-              <w:t>{custom.SumaTextoTotal}</w:t>
+              <w:t>{custom.MonedaMonto} ({custom.SumaLetras})</w:t>
             </w:r>
           </w:p>
         </w:tc>
@@ -497,7 +497,6 @@
           </w:tcPr>
           <w:p>
             <w:pPr>
-              <w:spacing w:after="0" w:line="240" w:lineRule="auto"/>
               <w:rPr>
                 <w:rFonts w:ascii="Arial" w:eastAsia="Times New Roman" w:hAnsi="Arial" w:cs="Arial"/>
                 <w:b/>
@@ -671,7 +670,16 @@
           <w:sz w:val="15"/>
           <w:szCs w:val="15"/>
         </w:rPr>
-        <w:t>{custom.</w:t>
+        <w:t>{custom.Tenedor}</w:t>
+      </w:r>
+      <w:r>
+        <w:rPr>
+          <w:rFonts w:ascii="Arial" w:eastAsia="Times New Roman" w:hAnsi="Arial" w:cs="Arial"/>
+          <w:color w:val="000000"/>
+          <w:sz w:val="15"/>
+          <w:szCs w:val="15"/>
+        </w:rPr>
+        <w:t xml:space="preserve">, en adelante EL FIADO a favor de </w:t>
       </w:r>
       <w:r>
         <w:rPr>
@@ -682,60 +690,7 @@
           <w:sz w:val="15"/>
           <w:szCs w:val="15"/>
         </w:rPr>
-        <w:t>Tenedor</w:t>
-      </w:r>
-      <w:r>
-        <w:rPr>
-          <w:rFonts w:ascii="Arial" w:eastAsia="Times New Roman" w:hAnsi="Arial" w:cs="Arial"/>
-          <w:b/>
-          <w:bCs/>
-          <w:color w:val="000000"/>
-          <w:sz w:val="15"/>
-          <w:szCs w:val="15"/>
-        </w:rPr>
-        <w:t>}</w:t>
-      </w:r>
-      <w:r>
-        <w:rPr>
-          <w:rFonts w:ascii="Arial" w:eastAsia="Times New Roman" w:hAnsi="Arial" w:cs="Arial"/>
-          <w:color w:val="000000"/>
-          <w:sz w:val="15"/>
-          <w:szCs w:val="15"/>
-        </w:rPr>
-        <w:t xml:space="preserve">, en adelante EL FIADO a favor de </w:t>
-      </w:r>
-      <w:r>
-        <w:rPr>
-          <w:rFonts w:ascii="Arial" w:eastAsia="Times New Roman" w:hAnsi="Arial" w:cs="Arial"/>
-          <w:b/>
-          <w:bCs/>
-          <w:color w:val="000000"/>
-          <w:sz w:val="15"/>
-          <w:szCs w:val="15"/>
-        </w:rPr>
-        <w:t>{custom.</w:t>
-      </w:r>
-      <w:r>
-        <w:rPr>
-          <w:rFonts w:ascii="Arial" w:eastAsia="Times New Roman" w:hAnsi="Arial" w:cs="Arial"/>
-          <w:b/>
-          <w:bCs/>
-          <w:color w:val="000000"/>
-          <w:sz w:val="15"/>
-          <w:szCs w:val="15"/>
-        </w:rPr>
-        <w:t>AFavor</w:t>
-      </w:r>
-      <w:r>
-        <w:rPr>
-          <w:rFonts w:ascii="Arial" w:eastAsia="Times New Roman" w:hAnsi="Arial" w:cs="Arial"/>
-          <w:b/>
-          <w:bCs/>
-          <w:color w:val="000000"/>
-          <w:sz w:val="15"/>
-          <w:szCs w:val="15"/>
-        </w:rPr>
-        <w:t>}</w:t>
+        <w:t>{custom.AFavor}</w:t>
       </w:r>
       <w:r>
         <w:rPr>
@@ -862,29 +817,7 @@
           <w:sz w:val="15"/>
           <w:szCs w:val="15"/>
         </w:rPr>
-        <w:t>{custom.</w:t>
-      </w:r>
-      <w:r>
-        <w:rPr>
-          <w:rFonts w:ascii="Arial" w:eastAsia="Times New Roman" w:hAnsi="Arial" w:cs="Arial"/>
-          <w:b/>
-          <w:bCs/>
-          <w:color w:val="000000"/>
-          <w:sz w:val="15"/>
-          <w:szCs w:val="15"/>
-        </w:rPr>
-        <w:t>AFavor</w:t>
-      </w:r>
-      <w:r>
-        <w:rPr>
-          <w:rFonts w:ascii="Arial" w:eastAsia="Times New Roman" w:hAnsi="Arial" w:cs="Arial"/>
-          <w:b/>
-          <w:bCs/>
-          <w:color w:val="000000"/>
-          <w:sz w:val="15"/>
-          <w:szCs w:val="15"/>
-        </w:rPr>
-        <w:t>}</w:t>
+        <w:t>{custom.AFavor}</w:t>
       </w:r>
       <w:r>
         <w:rPr>
